--- a/backend/templates/order_purchase.docx
+++ b/backend/templates/order_purchase.docx
@@ -103,6 +103,7 @@
                 <w:szCs w:val="28"/>
               </w:rPr>
             </w:pPr>
+            <w:commentRangeStart w:id="8"/>
             <w:r>
               <w:rPr>
                 <w:b/>
@@ -111,6 +112,13 @@
                 <w:szCs w:val="28"/>
               </w:rPr>
               <w:t xml:space="preserve">{{ customer_full_name }}</w:t>
+            </w:r>
+            <w:commentRangeEnd w:id="8"/>
+            <w:r>
+              <w:rPr>
+                <w:rStyle w:val="CommentReference"/>
+              </w:rPr>
+              <w:commentReference w:id="8"/>
             </w:r>
           </w:p>
         </w:tc>
@@ -132,6 +140,7 @@
                 <w:szCs w:val="28"/>
               </w:rPr>
             </w:pPr>
+            <w:commentRangeStart w:id="9"/>
             <w:r>
               <w:rPr>
                 <w:b/>
@@ -141,6 +150,13 @@
                 <w:szCs w:val="28"/>
               </w:rPr>
               <w:t xml:space="preserve">({{ customer_short_name }})</w:t>
+            </w:r>
+            <w:commentRangeEnd w:id="9"/>
+            <w:r>
+              <w:rPr>
+                <w:rStyle w:val="CommentReference"/>
+              </w:rPr>
+              <w:commentReference w:id="9"/>
             </w:r>
           </w:p>
         </w:tc>
@@ -162,6 +178,7 @@
                 <w:szCs w:val="28"/>
               </w:rPr>
             </w:pPr>
+            <w:commentRangeStart w:id="10"/>
             <w:r>
               <w:rPr>
                 <w:color w:val="17365D" w:themeColor="text2" w:themeShade="BF"/>
@@ -169,6 +186,13 @@
                 <w:szCs w:val="28"/>
               </w:rPr>
               <w:t xml:space="preserve">{{ customer_address }}</w:t>
+            </w:r>
+            <w:commentRangeEnd w:id="10"/>
+            <w:r>
+              <w:rPr>
+                <w:rStyle w:val="CommentReference"/>
+              </w:rPr>
+              <w:commentReference w:id="10"/>
             </w:r>
           </w:p>
         </w:tc>
@@ -189,6 +213,8 @@
                 <w:szCs w:val="28"/>
               </w:rPr>
             </w:pPr>
+            <w:commentRangeStart w:id="11"/>
+            <w:commentRangeStart w:id="12"/>
             <w:r>
               <w:rPr>
                 <w:color w:val="17365D" w:themeColor="text2" w:themeShade="BF"/>
@@ -196,6 +222,20 @@
                 <w:szCs w:val="28"/>
               </w:rPr>
               <w:t xml:space="preserve">Тел.: {{ customer_phone }}         e-mail: {{ customer_email }}</w:t>
+            </w:r>
+            <w:commentRangeEnd w:id="12"/>
+            <w:r>
+              <w:rPr>
+                <w:rStyle w:val="CommentReference"/>
+              </w:rPr>
+              <w:commentReference w:id="12"/>
+            </w:r>
+            <w:commentRangeEnd w:id="11"/>
+            <w:r>
+              <w:rPr>
+                <w:rStyle w:val="CommentReference"/>
+              </w:rPr>
+              <w:commentReference w:id="11"/>
             </w:r>
           </w:p>
         </w:tc>
@@ -328,12 +368,20 @@
                 <w:szCs w:val="28"/>
               </w:rPr>
             </w:pPr>
+            <w:commentRangeStart w:id="13"/>
             <w:r>
               <w:rPr>
                 <w:sz w:val="28"/>
                 <w:szCs w:val="28"/>
               </w:rPr>
               <w:t xml:space="preserve">№{{ procurement_order_number }}</w:t>
+            </w:r>
+            <w:commentRangeEnd w:id="13"/>
+            <w:r>
+              <w:rPr>
+                <w:rStyle w:val="CommentReference"/>
+              </w:rPr>
+              <w:commentReference w:id="13"/>
             </w:r>
             <w:r>
               <w:rPr>
@@ -357,6 +405,7 @@
                 <w:szCs w:val="28"/>
               </w:rPr>
             </w:pPr>
+            <w:commentRangeStart w:id="14"/>
             <w:r>
               <w:rPr>
                 <w:sz w:val="28"/>
@@ -364,6 +413,13 @@
               </w:rPr>
               <w:t xml:space="preserve">{{ today }}</w:t>
             </w:r>
+            <w:commentRangeEnd w:id="14"/>
+            <w:r>
+              <w:rPr>
+                <w:rStyle w:val="CommentReference"/>
+              </w:rPr>
+              <w:commentReference w:id="14"/>
+            </w:r>
           </w:p>
         </w:tc>
       </w:tr>
@@ -398,12 +454,20 @@
           <w:szCs w:val="28"/>
         </w:rPr>
       </w:pPr>
+      <w:commentRangeStart w:id="0"/>
       <w:r>
         <w:rPr>
           <w:sz w:val="28"/>
           <w:szCs w:val="28"/>
         </w:rPr>
         <w:t xml:space="preserve">В соответствии с Положением о закупках товаров, работ, услуг {{ customer_full_name }}, утвержденным приказом Президента ВСКС от «02» апреля 2025 г. №13</w:t>
+      </w:r>
+      <w:commentRangeEnd w:id="0"/>
+      <w:r>
+        <w:rPr>
+          <w:rStyle w:val="CommentReference"/>
+        </w:rPr>
+        <w:commentReference w:id="0"/>
       </w:r>
     </w:p>
     <w:p>
@@ -460,12 +524,20 @@
           <w:szCs w:val="28"/>
         </w:rPr>
       </w:pPr>
+      <w:commentRangeStart w:id="1"/>
       <w:r>
         <w:rPr>
           <w:sz w:val="28"/>
           <w:szCs w:val="28"/>
         </w:rPr>
         <w:t xml:space="preserve">1. Провести закупку товаров (работ, услуг): {{ subject }}</w:t>
+      </w:r>
+      <w:commentRangeEnd w:id="1"/>
+      <w:r>
+        <w:rPr>
+          <w:rStyle w:val="CommentReference"/>
+        </w:rPr>
+        <w:commentReference w:id="1"/>
       </w:r>
     </w:p>
     <w:p>
@@ -478,12 +550,20 @@
           <w:szCs w:val="28"/>
         </w:rPr>
       </w:pPr>
+      <w:commentRangeStart w:id="2"/>
       <w:r>
         <w:rPr>
           <w:sz w:val="28"/>
           <w:szCs w:val="28"/>
         </w:rPr>
         <w:t xml:space="preserve">2. Определить способ закупки: {{ purchase_method_label }}.</w:t>
+      </w:r>
+      <w:commentRangeEnd w:id="2"/>
+      <w:r>
+        <w:rPr>
+          <w:rStyle w:val="CommentReference"/>
+        </w:rPr>
+        <w:commentReference w:id="2"/>
       </w:r>
     </w:p>
     <w:p>
@@ -496,12 +576,20 @@
           <w:szCs w:val="28"/>
         </w:rPr>
       </w:pPr>
+      <w:commentRangeStart w:id="3"/>
       <w:r>
         <w:rPr>
           <w:sz w:val="28"/>
           <w:szCs w:val="28"/>
         </w:rPr>
         <w:t xml:space="preserve">3. Установить дату и время завершения приема заявок: {{ submission_deadline_datetime }}</w:t>
+      </w:r>
+      <w:commentRangeEnd w:id="3"/>
+      <w:r>
+        <w:rPr>
+          <w:rStyle w:val="CommentReference"/>
+        </w:rPr>
+        <w:commentReference w:id="3"/>
       </w:r>
     </w:p>
     <w:p>
@@ -532,12 +620,20 @@
           <w:szCs w:val="28"/>
         </w:rPr>
       </w:pPr>
+      <w:commentRangeStart w:id="4"/>
       <w:r>
         <w:rPr>
           <w:sz w:val="28"/>
           <w:szCs w:val="28"/>
         </w:rPr>
         <w:t xml:space="preserve">5. Определить место доставки поставляемых товаров, место выполнения работ, оказания услуг: {{ delivery_location }}, в соответствии с закупочной документацией.</w:t>
+      </w:r>
+      <w:commentRangeEnd w:id="4"/>
+      <w:r>
+        <w:rPr>
+          <w:rStyle w:val="CommentReference"/>
+        </w:rPr>
+        <w:commentReference w:id="4"/>
       </w:r>
     </w:p>
     <w:p>
@@ -550,12 +646,20 @@
           <w:szCs w:val="28"/>
         </w:rPr>
       </w:pPr>
+      <w:commentRangeStart w:id="5"/>
       <w:r>
         <w:rPr>
           <w:sz w:val="28"/>
           <w:szCs w:val="28"/>
         </w:rPr>
         <w:t xml:space="preserve">6. Установить срок поставки товаров, выполнения работ, оказания услуг:{{ service_term }}, после заключения договора, в соответствии с закупочной документацией.</w:t>
+      </w:r>
+      <w:commentRangeEnd w:id="5"/>
+      <w:r>
+        <w:rPr>
+          <w:rStyle w:val="CommentReference"/>
+        </w:rPr>
+        <w:commentReference w:id="5"/>
       </w:r>
     </w:p>
     <w:p>
@@ -586,12 +690,20 @@
           <w:szCs w:val="28"/>
         </w:rPr>
       </w:pPr>
+      <w:commentRangeStart w:id="6"/>
       <w:r>
         <w:rPr>
           <w:sz w:val="28"/>
           <w:szCs w:val="28"/>
         </w:rPr>
         <w:t xml:space="preserve">8. Утвердить начальную (максимальную) цену договора (НМЦД): {{ total_nmck }}.</w:t>
+      </w:r>
+      <w:commentRangeEnd w:id="6"/>
+      <w:r>
+        <w:rPr>
+          <w:rStyle w:val="CommentReference"/>
+        </w:rPr>
+        <w:commentReference w:id="6"/>
       </w:r>
     </w:p>
     <w:p>
@@ -604,12 +716,20 @@
           <w:szCs w:val="28"/>
         </w:rPr>
       </w:pPr>
+      <w:commentRangeStart w:id="7"/>
       <w:r>
         <w:rPr>
           <w:sz w:val="28"/>
           <w:szCs w:val="28"/>
         </w:rPr>
         <w:t xml:space="preserve">9. Источник финансирования: {{ subsidy_agreement_text }}</w:t>
+      </w:r>
+      <w:commentRangeEnd w:id="7"/>
+      <w:r>
+        <w:rPr>
+          <w:rStyle w:val="CommentReference"/>
+        </w:rPr>
+        <w:commentReference w:id="7"/>
       </w:r>
       <w:r>
         <w:rPr>
@@ -674,6 +794,7 @@
                 <w:szCs w:val="28"/>
               </w:rPr>
             </w:pPr>
+            <w:commentRangeStart w:id="15"/>
             <w:r>
               <w:rPr>
                 <w:b/>
@@ -682,6 +803,13 @@
                 <w:szCs w:val="28"/>
               </w:rPr>
               <w:t xml:space="preserve">{{ customer_signatory_position }}</w:t>
+            </w:r>
+            <w:commentRangeEnd w:id="15"/>
+            <w:r>
+              <w:rPr>
+                <w:rStyle w:val="CommentReference"/>
+              </w:rPr>
+              <w:commentReference w:id="15"/>
             </w:r>
             <w:r>
               <w:rPr>
@@ -708,6 +836,7 @@
                 <w:szCs w:val="28"/>
               </w:rPr>
             </w:pPr>
+            <w:commentRangeStart w:id="16"/>
             <w:r>
               <w:rPr>
                 <w:b/>
@@ -716,6 +845,13 @@
                 <w:szCs w:val="28"/>
               </w:rPr>
               <w:t xml:space="preserve">______________ {{ customer_signatory_name_initials }}</w:t>
+            </w:r>
+            <w:commentRangeEnd w:id="16"/>
+            <w:r>
+              <w:rPr>
+                <w:rStyle w:val="CommentReference"/>
+              </w:rPr>
+              <w:commentReference w:id="16"/>
             </w:r>
           </w:p>
           <w:p>
@@ -753,6 +889,283 @@
     </w:sectPr>
   </w:body>
 </w:document>
+</file>
+
+<file path=word/comments.xml><?xml version="1.0" encoding="utf-8"?>
+<w:comments xmlns:a="http://schemas.openxmlformats.org/drawingml/2006/main" xmlns:pic="http://schemas.openxmlformats.org/drawingml/2006/picture" xmlns:r="http://schemas.openxmlformats.org/officeDocument/2006/relationships" xmlns:w="http://schemas.openxmlformats.org/wordprocessingml/2006/main" xmlns:wp="http://schemas.openxmlformats.org/drawingml/2006/wordprocessingDrawing" xmlns:mc="http://schemas.openxmlformats.org/markup-compatibility/2006" xmlns:a14="http://schemas.microsoft.com/office/drawing/2010/main" xmlns:w14="http://schemas.microsoft.com/office/word/2010/wordml" xmlns:wpc="http://schemas.microsoft.com/office/word/2010/wordprocessingCanvas">
+  <w:comment w:id="0" w:author="Подсказка" w:initials="П" w:date="2026-01-01T00:00:00Z">
+    <w:p>
+      <w:pPr>
+        <w:pStyle w:val="CommentText"/>
+      </w:pPr>
+      <w:r>
+        <w:rPr>
+          <w:rStyle w:val="CommentReference"/>
+        </w:rPr>
+        <w:annotationRef/>
+      </w:r>
+      <w:r>
+        <w:t>Полное наименование. Пример: Автономная некоммерческая организация «ВСКС»</w:t>
+      </w:r>
+    </w:p>
+  </w:comment>
+  <w:comment w:id="1" w:author="Подсказка" w:initials="П" w:date="2026-01-01T00:00:00Z">
+    <w:p>
+      <w:pPr>
+        <w:pStyle w:val="CommentText"/>
+      </w:pPr>
+      <w:r>
+        <w:rPr>
+          <w:rStyle w:val="CommentReference"/>
+        </w:rPr>
+        <w:annotationRef/>
+      </w:r>
+      <w:r>
+        <w:t>Предмет закупки. Пример: Оказание услуг связи</w:t>
+      </w:r>
+    </w:p>
+  </w:comment>
+  <w:comment w:id="2" w:author="Подсказка" w:initials="П" w:date="2026-01-01T00:00:00Z">
+    <w:p>
+      <w:pPr>
+        <w:pStyle w:val="CommentText"/>
+      </w:pPr>
+      <w:r>
+        <w:rPr>
+          <w:rStyle w:val="CommentReference"/>
+        </w:rPr>
+        <w:annotationRef/>
+      </w:r>
+      <w:r>
+        <w:t>Способ закупки (для order_purchase, п.2). Пример: Единственный поставщик</w:t>
+      </w:r>
+    </w:p>
+  </w:comment>
+  <w:comment w:id="3" w:author="Подсказка" w:initials="П" w:date="2026-01-01T00:00:00Z">
+    <w:p>
+      <w:pPr>
+        <w:pStyle w:val="CommentText"/>
+      </w:pPr>
+      <w:r>
+        <w:rPr>
+          <w:rStyle w:val="CommentReference"/>
+        </w:rPr>
+        <w:annotationRef/>
+      </w:r>
+      <w:r>
+        <w:t>Дата+время завершения. Пример: 10.01.2026 17:00</w:t>
+      </w:r>
+    </w:p>
+  </w:comment>
+  <w:comment w:id="4" w:author="Подсказка" w:initials="П" w:date="2026-01-01T00:00:00Z">
+    <w:p>
+      <w:pPr>
+        <w:pStyle w:val="CommentText"/>
+      </w:pPr>
+      <w:r>
+        <w:rPr>
+          <w:rStyle w:val="CommentReference"/>
+        </w:rPr>
+        <w:annotationRef/>
+      </w:r>
+      <w:r>
+        <w:t>Место оказания услуг / доставки. Пример: г. Москва, ул. Ленина, д. 1</w:t>
+      </w:r>
+    </w:p>
+  </w:comment>
+  <w:comment w:id="5" w:author="Подсказка" w:initials="П" w:date="2026-01-01T00:00:00Z">
+    <w:p>
+      <w:pPr>
+        <w:pStyle w:val="CommentText"/>
+      </w:pPr>
+      <w:r>
+        <w:rPr>
+          <w:rStyle w:val="CommentReference"/>
+        </w:rPr>
+        <w:annotationRef/>
+      </w:r>
+      <w:r>
+        <w:t>Готовая строка срока. Пример: с 15.01.2026 по 28.02.2026</w:t>
+      </w:r>
+    </w:p>
+  </w:comment>
+  <w:comment w:id="6" w:author="Подсказка" w:initials="П" w:date="2026-01-01T00:00:00Z">
+    <w:p>
+      <w:pPr>
+        <w:pStyle w:val="CommentText"/>
+      </w:pPr>
+      <w:r>
+        <w:rPr>
+          <w:rStyle w:val="CommentReference"/>
+        </w:rPr>
+        <w:annotationRef/>
+      </w:r>
+      <w:r>
+        <w:t>НМЦК (устаревшее). Пример: 130 000,00 ₽</w:t>
+      </w:r>
+    </w:p>
+  </w:comment>
+  <w:comment w:id="7" w:author="Подсказка" w:initials="П" w:date="2026-01-01T00:00:00Z">
+    <w:p>
+      <w:pPr>
+        <w:pStyle w:val="CommentText"/>
+      </w:pPr>
+      <w:r>
+        <w:rPr>
+          <w:rStyle w:val="CommentReference"/>
+        </w:rPr>
+        <w:annotationRef/>
+      </w:r>
+      <w:r>
+        <w:t>Большой текст соглашения. Пример: (многострочный текст)</w:t>
+      </w:r>
+    </w:p>
+  </w:comment>
+  <w:comment w:id="8" w:author="Подсказка" w:initials="П" w:date="2026-01-01T00:00:00Z">
+    <w:p>
+      <w:pPr>
+        <w:pStyle w:val="CommentText"/>
+      </w:pPr>
+      <w:r>
+        <w:rPr>
+          <w:rStyle w:val="CommentReference"/>
+        </w:rPr>
+        <w:annotationRef/>
+      </w:r>
+      <w:r>
+        <w:t>Полное наименование. Пример: Автономная некоммерческая организация «ВСКС»</w:t>
+      </w:r>
+    </w:p>
+  </w:comment>
+  <w:comment w:id="9" w:author="Подсказка" w:initials="П" w:date="2026-01-01T00:00:00Z">
+    <w:p>
+      <w:pPr>
+        <w:pStyle w:val="CommentText"/>
+      </w:pPr>
+      <w:r>
+        <w:rPr>
+          <w:rStyle w:val="CommentReference"/>
+        </w:rPr>
+        <w:annotationRef/>
+      </w:r>
+      <w:r>
+        <w:t>Краткое наименование Заказчика (из карточки организации). Пример: АНО «ВСКС»</w:t>
+      </w:r>
+    </w:p>
+  </w:comment>
+  <w:comment w:id="10" w:author="Подсказка" w:initials="П" w:date="2026-01-01T00:00:00Z">
+    <w:p>
+      <w:pPr>
+        <w:pStyle w:val="CommentText"/>
+      </w:pPr>
+      <w:r>
+        <w:rPr>
+          <w:rStyle w:val="CommentReference"/>
+        </w:rPr>
+        <w:annotationRef/>
+      </w:r>
+      <w:r>
+        <w:t>Юридический адрес. Пример: г. Москва, ул. Ленина, д. 1</w:t>
+      </w:r>
+    </w:p>
+  </w:comment>
+  <w:comment w:id="11" w:author="Подсказка" w:initials="П" w:date="2026-01-01T00:00:00Z">
+    <w:p>
+      <w:pPr>
+        <w:pStyle w:val="CommentText"/>
+      </w:pPr>
+      <w:r>
+        <w:rPr>
+          <w:rStyle w:val="CommentReference"/>
+        </w:rPr>
+        <w:annotationRef/>
+      </w:r>
+      <w:r>
+        <w:t>Телефон. Пример: +7 (495) 000-00-01</w:t>
+      </w:r>
+    </w:p>
+  </w:comment>
+  <w:comment w:id="12" w:author="Подсказка" w:initials="П" w:date="2026-01-01T00:00:00Z">
+    <w:p>
+      <w:pPr>
+        <w:pStyle w:val="CommentText"/>
+      </w:pPr>
+      <w:r>
+        <w:rPr>
+          <w:rStyle w:val="CommentReference"/>
+        </w:rPr>
+        <w:annotationRef/>
+      </w:r>
+      <w:r>
+        <w:t>Email. Пример: info@vsks.ru</w:t>
+      </w:r>
+    </w:p>
+  </w:comment>
+  <w:comment w:id="13" w:author="Подсказка" w:initials="П" w:date="2026-01-01T00:00:00Z">
+    <w:p>
+      <w:pPr>
+        <w:pStyle w:val="CommentText"/>
+      </w:pPr>
+      <w:r>
+        <w:rPr>
+          <w:rStyle w:val="CommentReference"/>
+        </w:rPr>
+        <w:annotationRef/>
+      </w:r>
+      <w:r>
+        <w:t>Номер приказа о проведении закупки. Пример: 17</w:t>
+      </w:r>
+    </w:p>
+  </w:comment>
+  <w:comment w:id="14" w:author="Подсказка" w:initials="П" w:date="2026-01-01T00:00:00Z">
+    <w:p>
+      <w:pPr>
+        <w:pStyle w:val="CommentText"/>
+      </w:pPr>
+      <w:r>
+        <w:rPr>
+          <w:rStyle w:val="CommentReference"/>
+        </w:rPr>
+        <w:annotationRef/>
+      </w:r>
+      <w:r>
+        <w:t>Сегодняшняя дата. Пример: 13.05.2026</w:t>
+      </w:r>
+    </w:p>
+  </w:comment>
+  <w:comment w:id="15" w:author="Подсказка" w:initials="П" w:date="2026-01-01T00:00:00Z">
+    <w:p>
+      <w:pPr>
+        <w:pStyle w:val="CommentText"/>
+      </w:pPr>
+      <w:r>
+        <w:rPr>
+          <w:rStyle w:val="CommentReference"/>
+        </w:rPr>
+        <w:annotationRef/>
+      </w:r>
+      <w:r>
+        <w:t>Должность подписанта. Пример: Президент</w:t>
+      </w:r>
+    </w:p>
+  </w:comment>
+  <w:comment w:id="16" w:author="Подсказка" w:initials="П" w:date="2026-01-01T00:00:00Z">
+    <w:p>
+      <w:pPr>
+        <w:pStyle w:val="CommentText"/>
+      </w:pPr>
+      <w:r>
+        <w:rPr>
+          <w:rStyle w:val="CommentReference"/>
+        </w:rPr>
+        <w:annotationRef/>
+      </w:r>
+      <w:r>
+        <w:t>Подписант заказчика в формате «И.О. Фамилия». Пример: И.И. Иванов</w:t>
+      </w:r>
+    </w:p>
+  </w:comment>
+</w:comments>
 </file>
 
 <file path=word/endnotes.xml><?xml version="1.0" encoding="utf-8"?>
